--- a/docs/SHARDIC_White_Paper_v4.1_with_figures.docx
+++ b/docs/SHARDIC_White_Paper_v4.1_with_figures.docx
@@ -9154,7 +9154,7 @@
       </w:pPr>
       <w:r>
         <w:rPr/>
-        <w:t>Put numbers on it. Grant an attacker a wildly generous, deliberately unrealistic 10^12 fully Argon2id-stretched guesses per second against this configuration. Exhausting a 2^100 space (~1.27×10^30 guesses) still takes on the order of 10^18 seconds — roughly 30 billion years. And 10^12 guesses/second at 256 MiB each implies sustained memory bandwidth around 250 exabytes per second, many orders of magnitude beyond the combined bandwidth of the world’s fastest supercomputers. That’s not a “beyond current hardware” caveat; it’s a physical-plausibility ceiling built into the assumption. Any realistic Argon2id cracking rate sits many more orders of magnitude below that impossible starting point.</w:t>
+        <w:t>Put numbers on it. Grant an attacker a wildly generous, deliberately unrealistic 10^12 fully Argon2id-stretched guesses per second against this configuration. Exhausting a 2^100 space (~1.27×10^30 guesses) still takes on the order of 10^18 seconds — roughly 40 billion years to search the whole space, or about 20 billion on average. And 10^12 guesses/second at 256 MiB each implies sustained memory bandwidth around 250 exabytes per second, many orders of magnitude beyond the combined bandwidth of the world’s fastest supercomputers. That’s not a “beyond current hardware” caveat; it’s a physical-plausibility ceiling built into the assumption. Any realistic Argon2id cracking rate sits many more orders of magnitude below that impossible starting point.</w:t>
       </w:r>
     </w:p>
     <w:p>

--- a/docs/SHARDIC_White_Paper_v4.1_with_figures.docx
+++ b/docs/SHARDIC_White_Paper_v4.1_with_figures.docx
@@ -2295,7 +2295,7 @@
       </w:r>
       <w:r>
         <w:rPr/>
-        <w:t xml:space="preserve"> We deposit wrapped envelopes at an authenticated, single-read drop point, addressed by trustee identity rather than a contact channel. Each trustee fetches their own envelope, once. “Exactly once” doubles as detection: a second read on an already-claimed envelope signals something’s wrong.</w:t>
+        <w:t xml:space="preserve"> The combiner holds each trustee’s codeword envelope, wrapped to that trustee’s public key, and serves it only to that trustee. While a recovery session is open, each trustee fetches their own envelope from an authenticated endpoint, addressed by trustee identity rather than a contact channel; once they’ve replied in that session, their envelope stops being served. A dedicated single-read drop point — where a second read of an already-claimed envelope would itself signal something’s wrong — is designed but not yet built.</w:t>
       </w:r>
     </w:p>
     <w:p>
